--- a/[Documentos]/Segunda Entrega/Relatorio_Aqua_Point.docx
+++ b/[Documentos]/Segunda Entrega/Relatorio_Aqua_Point.docx
@@ -898,7 +898,7 @@
         </w:rPr>
         <w:fldChar w:fldCharType="separate"/>
       </w:r>
-      <w:hyperlink w:anchor="_Toc211438338" w:history="1">
+      <w:hyperlink w:anchor="_Toc213511370" w:history="1">
         <w:r>
           <w:rPr>
             <w:rStyle w:val="Hiperligao"/>
@@ -925,7 +925,7 @@
             <w:noProof/>
             <w:webHidden/>
           </w:rPr>
-          <w:instrText xml:space="preserve"> PAGEREF _Toc211438338 \h </w:instrText>
+          <w:instrText xml:space="preserve"> PAGEREF _Toc213511370 \h </w:instrText>
         </w:r>
         <w:r>
           <w:rPr>
@@ -973,7 +973,7 @@
           <w14:ligatures w14:val="standardContextual"/>
         </w:rPr>
       </w:pPr>
-      <w:hyperlink w:anchor="_Toc211438339" w:history="1">
+      <w:hyperlink w:anchor="_Toc213511371" w:history="1">
         <w:r>
           <w:rPr>
             <w:rStyle w:val="Hiperligao"/>
@@ -1019,7 +1019,7 @@
             <w:noProof/>
             <w:webHidden/>
           </w:rPr>
-          <w:instrText xml:space="preserve"> PAGEREF _Toc211438339 \h </w:instrText>
+          <w:instrText xml:space="preserve"> PAGEREF _Toc213511371 \h </w:instrText>
         </w:r>
         <w:r>
           <w:rPr>
@@ -1067,7 +1067,7 @@
           <w14:ligatures w14:val="standardContextual"/>
         </w:rPr>
       </w:pPr>
-      <w:hyperlink w:anchor="_Toc211438340" w:history="1">
+      <w:hyperlink w:anchor="_Toc213511372" w:history="1">
         <w:r>
           <w:rPr>
             <w:rStyle w:val="Hiperligao"/>
@@ -1113,7 +1113,7 @@
             <w:noProof/>
             <w:webHidden/>
           </w:rPr>
-          <w:instrText xml:space="preserve"> PAGEREF _Toc211438340 \h </w:instrText>
+          <w:instrText xml:space="preserve"> PAGEREF _Toc213511372 \h </w:instrText>
         </w:r>
         <w:r>
           <w:rPr>
@@ -1161,7 +1161,7 @@
           <w14:ligatures w14:val="standardContextual"/>
         </w:rPr>
       </w:pPr>
-      <w:hyperlink w:anchor="_Toc211438341" w:history="1">
+      <w:hyperlink w:anchor="_Toc213511373" w:history="1">
         <w:r>
           <w:rPr>
             <w:rStyle w:val="Hiperligao"/>
@@ -1207,7 +1207,7 @@
             <w:noProof/>
             <w:webHidden/>
           </w:rPr>
-          <w:instrText xml:space="preserve"> PAGEREF _Toc211438341 \h </w:instrText>
+          <w:instrText xml:space="preserve"> PAGEREF _Toc213511373 \h </w:instrText>
         </w:r>
         <w:r>
           <w:rPr>
@@ -1255,7 +1255,7 @@
           <w14:ligatures w14:val="standardContextual"/>
         </w:rPr>
       </w:pPr>
-      <w:hyperlink w:anchor="_Toc211438342" w:history="1">
+      <w:hyperlink w:anchor="_Toc213511374" w:history="1">
         <w:r>
           <w:rPr>
             <w:rStyle w:val="Hiperligao"/>
@@ -1301,7 +1301,7 @@
             <w:noProof/>
             <w:webHidden/>
           </w:rPr>
-          <w:instrText xml:space="preserve"> PAGEREF _Toc211438342 \h </w:instrText>
+          <w:instrText xml:space="preserve"> PAGEREF _Toc213511374 \h </w:instrText>
         </w:r>
         <w:r>
           <w:rPr>
@@ -1349,7 +1349,7 @@
           <w14:ligatures w14:val="standardContextual"/>
         </w:rPr>
       </w:pPr>
-      <w:hyperlink w:anchor="_Toc211438343" w:history="1">
+      <w:hyperlink w:anchor="_Toc213511375" w:history="1">
         <w:r>
           <w:rPr>
             <w:rStyle w:val="Hiperligao"/>
@@ -1395,7 +1395,7 @@
             <w:noProof/>
             <w:webHidden/>
           </w:rPr>
-          <w:instrText xml:space="preserve"> PAGEREF _Toc211438343 \h </w:instrText>
+          <w:instrText xml:space="preserve"> PAGEREF _Toc213511375 \h </w:instrText>
         </w:r>
         <w:r>
           <w:rPr>
@@ -1443,7 +1443,7 @@
           <w14:ligatures w14:val="standardContextual"/>
         </w:rPr>
       </w:pPr>
-      <w:hyperlink w:anchor="_Toc211438344" w:history="1">
+      <w:hyperlink w:anchor="_Toc213511376" w:history="1">
         <w:r>
           <w:rPr>
             <w:rStyle w:val="Hiperligao"/>
@@ -1489,7 +1489,7 @@
             <w:noProof/>
             <w:webHidden/>
           </w:rPr>
-          <w:instrText xml:space="preserve"> PAGEREF _Toc211438344 \h </w:instrText>
+          <w:instrText xml:space="preserve"> PAGEREF _Toc213511376 \h </w:instrText>
         </w:r>
         <w:r>
           <w:rPr>
@@ -1537,7 +1537,7 @@
           <w14:ligatures w14:val="standardContextual"/>
         </w:rPr>
       </w:pPr>
-      <w:hyperlink w:anchor="_Toc211438345" w:history="1">
+      <w:hyperlink w:anchor="_Toc213511377" w:history="1">
         <w:r>
           <w:rPr>
             <w:rStyle w:val="Hiperligao"/>
@@ -1583,7 +1583,7 @@
             <w:noProof/>
             <w:webHidden/>
           </w:rPr>
-          <w:instrText xml:space="preserve"> PAGEREF _Toc211438345 \h </w:instrText>
+          <w:instrText xml:space="preserve"> PAGEREF _Toc213511377 \h </w:instrText>
         </w:r>
         <w:r>
           <w:rPr>
@@ -1631,7 +1631,7 @@
           <w14:ligatures w14:val="standardContextual"/>
         </w:rPr>
       </w:pPr>
-      <w:hyperlink w:anchor="_Toc211438346" w:history="1">
+      <w:hyperlink w:anchor="_Toc213511378" w:history="1">
         <w:r>
           <w:rPr>
             <w:rStyle w:val="Hiperligao"/>
@@ -1677,7 +1677,7 @@
             <w:noProof/>
             <w:webHidden/>
           </w:rPr>
-          <w:instrText xml:space="preserve"> PAGEREF _Toc211438346 \h </w:instrText>
+          <w:instrText xml:space="preserve"> PAGEREF _Toc213511378 \h </w:instrText>
         </w:r>
         <w:r>
           <w:rPr>
@@ -1725,7 +1725,7 @@
           <w14:ligatures w14:val="standardContextual"/>
         </w:rPr>
       </w:pPr>
-      <w:hyperlink w:anchor="_Toc211438347" w:history="1">
+      <w:hyperlink w:anchor="_Toc213511379" w:history="1">
         <w:r>
           <w:rPr>
             <w:rStyle w:val="Hiperligao"/>
@@ -1771,7 +1771,7 @@
             <w:noProof/>
             <w:webHidden/>
           </w:rPr>
-          <w:instrText xml:space="preserve"> PAGEREF _Toc211438347 \h </w:instrText>
+          <w:instrText xml:space="preserve"> PAGEREF _Toc213511379 \h </w:instrText>
         </w:r>
         <w:r>
           <w:rPr>
@@ -1819,7 +1819,7 @@
           <w14:ligatures w14:val="standardContextual"/>
         </w:rPr>
       </w:pPr>
-      <w:hyperlink w:anchor="_Toc211438348" w:history="1">
+      <w:hyperlink w:anchor="_Toc213511380" w:history="1">
         <w:r>
           <w:rPr>
             <w:rStyle w:val="Hiperligao"/>
@@ -1865,7 +1865,7 @@
             <w:noProof/>
             <w:webHidden/>
           </w:rPr>
-          <w:instrText xml:space="preserve"> PAGEREF _Toc211438348 \h </w:instrText>
+          <w:instrText xml:space="preserve"> PAGEREF _Toc213511380 \h </w:instrText>
         </w:r>
         <w:r>
           <w:rPr>
@@ -1913,7 +1913,7 @@
           <w14:ligatures w14:val="standardContextual"/>
         </w:rPr>
       </w:pPr>
-      <w:hyperlink w:anchor="_Toc211438349" w:history="1">
+      <w:hyperlink w:anchor="_Toc213511381" w:history="1">
         <w:r>
           <w:rPr>
             <w:rStyle w:val="Hiperligao"/>
@@ -1959,7 +1959,7 @@
             <w:noProof/>
             <w:webHidden/>
           </w:rPr>
-          <w:instrText xml:space="preserve"> PAGEREF _Toc211438349 \h </w:instrText>
+          <w:instrText xml:space="preserve"> PAGEREF _Toc213511381 \h </w:instrText>
         </w:r>
         <w:r>
           <w:rPr>
@@ -2007,7 +2007,7 @@
           <w14:ligatures w14:val="standardContextual"/>
         </w:rPr>
       </w:pPr>
-      <w:hyperlink w:anchor="_Toc211438350" w:history="1">
+      <w:hyperlink w:anchor="_Toc213511382" w:history="1">
         <w:r>
           <w:rPr>
             <w:rStyle w:val="Hiperligao"/>
@@ -2053,7 +2053,7 @@
             <w:noProof/>
             <w:webHidden/>
           </w:rPr>
-          <w:instrText xml:space="preserve"> PAGEREF _Toc211438350 \h </w:instrText>
+          <w:instrText xml:space="preserve"> PAGEREF _Toc213511382 \h </w:instrText>
         </w:r>
         <w:r>
           <w:rPr>
@@ -2101,7 +2101,7 @@
           <w14:ligatures w14:val="standardContextual"/>
         </w:rPr>
       </w:pPr>
-      <w:hyperlink w:anchor="_Toc211438351" w:history="1">
+      <w:hyperlink w:anchor="_Toc213511383" w:history="1">
         <w:r>
           <w:rPr>
             <w:rStyle w:val="Hiperligao"/>
@@ -2147,7 +2147,7 @@
             <w:noProof/>
             <w:webHidden/>
           </w:rPr>
-          <w:instrText xml:space="preserve"> PAGEREF _Toc211438351 \h </w:instrText>
+          <w:instrText xml:space="preserve"> PAGEREF _Toc213511383 \h </w:instrText>
         </w:r>
         <w:r>
           <w:rPr>
@@ -2195,7 +2195,7 @@
           <w14:ligatures w14:val="standardContextual"/>
         </w:rPr>
       </w:pPr>
-      <w:hyperlink w:anchor="_Toc211438352" w:history="1">
+      <w:hyperlink w:anchor="_Toc213511384" w:history="1">
         <w:r>
           <w:rPr>
             <w:rStyle w:val="Hiperligao"/>
@@ -2241,7 +2241,7 @@
             <w:noProof/>
             <w:webHidden/>
           </w:rPr>
-          <w:instrText xml:space="preserve"> PAGEREF _Toc211438352 \h </w:instrText>
+          <w:instrText xml:space="preserve"> PAGEREF _Toc213511384 \h </w:instrText>
         </w:r>
         <w:r>
           <w:rPr>
@@ -2289,7 +2289,7 @@
           <w14:ligatures w14:val="standardContextual"/>
         </w:rPr>
       </w:pPr>
-      <w:hyperlink w:anchor="_Toc211438353" w:history="1">
+      <w:hyperlink w:anchor="_Toc213511385" w:history="1">
         <w:r>
           <w:rPr>
             <w:rStyle w:val="Hiperligao"/>
@@ -2335,7 +2335,7 @@
             <w:noProof/>
             <w:webHidden/>
           </w:rPr>
-          <w:instrText xml:space="preserve"> PAGEREF _Toc211438353 \h </w:instrText>
+          <w:instrText xml:space="preserve"> PAGEREF _Toc213511385 \h </w:instrText>
         </w:r>
         <w:r>
           <w:rPr>
@@ -2383,7 +2383,7 @@
           <w14:ligatures w14:val="standardContextual"/>
         </w:rPr>
       </w:pPr>
-      <w:hyperlink w:anchor="_Toc211438354" w:history="1">
+      <w:hyperlink w:anchor="_Toc213511386" w:history="1">
         <w:r>
           <w:rPr>
             <w:rStyle w:val="Hiperligao"/>
@@ -2429,7 +2429,7 @@
             <w:noProof/>
             <w:webHidden/>
           </w:rPr>
-          <w:instrText xml:space="preserve"> PAGEREF _Toc211438354 \h </w:instrText>
+          <w:instrText xml:space="preserve"> PAGEREF _Toc213511386 \h </w:instrText>
         </w:r>
         <w:r>
           <w:rPr>
@@ -2464,6 +2464,7 @@
       <w:pPr>
         <w:pStyle w:val="ndice1"/>
         <w:tabs>
+          <w:tab w:val="left" w:pos="720"/>
           <w:tab w:val="right" w:leader="dot" w:pos="9348"/>
         </w:tabs>
         <w:rPr>
@@ -2476,23 +2477,42 @@
           <w14:ligatures w14:val="standardContextual"/>
         </w:rPr>
       </w:pPr>
-      <w:hyperlink w:anchor="_Toc211438355" w:history="1">
+      <w:hyperlink w:anchor="_Toc213511387" w:history="1">
         <w:r>
           <w:rPr>
             <w:rStyle w:val="Hiperligao"/>
             <w:noProof/>
           </w:rPr>
-          <w:t>Conclusão</w:t>
-        </w:r>
-        <w:r>
-          <w:rPr>
-            <w:noProof/>
-            <w:webHidden/>
+          <w:t>11.</w:t>
+        </w:r>
+        <w:r>
+          <w:rPr>
+            <w:rFonts w:asciiTheme="minorHAnsi" w:eastAsiaTheme="minorEastAsia" w:hAnsiTheme="minorHAnsi" w:cstheme="minorBidi"/>
+            <w:noProof/>
+            <w:kern w:val="2"/>
+            <w:sz w:val="24"/>
+            <w:szCs w:val="24"/>
+            <w:lang w:eastAsia="pt-PT"/>
+            <w14:ligatures w14:val="standardContextual"/>
           </w:rPr>
           <w:tab/>
         </w:r>
         <w:r>
           <w:rPr>
+            <w:rStyle w:val="Hiperligao"/>
+            <w:noProof/>
+          </w:rPr>
+          <w:t>Diagrama de classes</w:t>
+        </w:r>
+        <w:r>
+          <w:rPr>
+            <w:noProof/>
+            <w:webHidden/>
+          </w:rPr>
+          <w:tab/>
+        </w:r>
+        <w:r>
+          <w:rPr>
             <w:noProof/>
             <w:webHidden/>
           </w:rPr>
@@ -2503,7 +2523,7 @@
             <w:noProof/>
             <w:webHidden/>
           </w:rPr>
-          <w:instrText xml:space="preserve"> PAGEREF _Toc211438355 \h </w:instrText>
+          <w:instrText xml:space="preserve"> PAGEREF _Toc213511387 \h </w:instrText>
         </w:r>
         <w:r>
           <w:rPr>
@@ -2550,13 +2570,13 @@
           <w14:ligatures w14:val="standardContextual"/>
         </w:rPr>
       </w:pPr>
-      <w:hyperlink w:anchor="_Toc211438356" w:history="1">
+      <w:hyperlink w:anchor="_Toc213511388" w:history="1">
         <w:r>
           <w:rPr>
             <w:rStyle w:val="Hiperligao"/>
             <w:noProof/>
           </w:rPr>
-          <w:t>Referências bibliográficas</w:t>
+          <w:t>Conclusão</w:t>
         </w:r>
         <w:r>
           <w:rPr>
@@ -2577,7 +2597,7 @@
             <w:noProof/>
             <w:webHidden/>
           </w:rPr>
-          <w:instrText xml:space="preserve"> PAGEREF _Toc211438356 \h </w:instrText>
+          <w:instrText xml:space="preserve"> PAGEREF _Toc213511388 \h </w:instrText>
         </w:r>
         <w:r>
           <w:rPr>
@@ -2607,100 +2627,6 @@
           <w:fldChar w:fldCharType="end"/>
         </w:r>
       </w:hyperlink>
-    </w:p>
-    <w:p>
-      <w:pPr>
-        <w:tabs>
-          <w:tab w:val="left" w:pos="2768"/>
-        </w:tabs>
-        <w:spacing w:before="259" w:line="417" w:lineRule="auto"/>
-        <w:ind w:right="2228"/>
-        <w:rPr>
-          <w:b/>
-          <w:bCs/>
-          <w:sz w:val="28"/>
-        </w:rPr>
-      </w:pPr>
-      <w:r>
-        <w:rPr>
-          <w:b/>
-          <w:bCs/>
-          <w:sz w:val="28"/>
-        </w:rPr>
-        <w:fldChar w:fldCharType="end"/>
-      </w:r>
-    </w:p>
-    <w:p>
-      <w:pPr>
-        <w:widowControl/>
-        <w:autoSpaceDE/>
-        <w:autoSpaceDN/>
-        <w:spacing w:after="160" w:line="259" w:lineRule="auto"/>
-        <w:jc w:val="left"/>
-        <w:rPr>
-          <w:b/>
-          <w:bCs/>
-          <w:sz w:val="28"/>
-        </w:rPr>
-      </w:pPr>
-      <w:r>
-        <w:rPr>
-          <w:b/>
-          <w:bCs/>
-          <w:sz w:val="28"/>
-        </w:rPr>
-        <w:br w:type="page"/>
-      </w:r>
-    </w:p>
-    <w:p>
-      <w:pPr>
-        <w:tabs>
-          <w:tab w:val="left" w:pos="2768"/>
-        </w:tabs>
-        <w:spacing w:before="259" w:line="417" w:lineRule="auto"/>
-        <w:ind w:right="2228"/>
-        <w:rPr>
-          <w:b/>
-          <w:bCs/>
-          <w:sz w:val="28"/>
-        </w:rPr>
-      </w:pPr>
-      <w:r>
-        <w:rPr>
-          <w:b/>
-          <w:bCs/>
-          <w:sz w:val="28"/>
-        </w:rPr>
-        <w:lastRenderedPageBreak/>
-        <w:br/>
-      </w:r>
-      <w:r>
-        <w:rPr>
-          <w:b/>
-          <w:bCs/>
-          <w:sz w:val="32"/>
-          <w:szCs w:val="24"/>
-        </w:rPr>
-        <w:t>Índice de</w:t>
-      </w:r>
-      <w:r>
-        <w:rPr>
-          <w:b/>
-          <w:bCs/>
-          <w:sz w:val="32"/>
-          <w:szCs w:val="24"/>
-        </w:rPr>
-        <w:t xml:space="preserve"> </w:t>
-      </w:r>
-      <w:r>
-        <w:rPr>
-          <w:b/>
-          <w:bCs/>
-          <w:sz w:val="32"/>
-          <w:szCs w:val="24"/>
-        </w:rPr>
-        <w:t>figuras</w:t>
-      </w:r>
     </w:p>
     <w:p>
       <w:pPr>
@@ -2718,81 +2644,157 @@
           <w14:ligatures w14:val="standardContextual"/>
         </w:rPr>
       </w:pPr>
-      <w:r>
-        <w:rPr>
+      <w:hyperlink w:anchor="_Toc213511389" w:history="1">
+        <w:r>
+          <w:rPr>
+            <w:rStyle w:val="Hiperligao"/>
+            <w:noProof/>
+          </w:rPr>
+          <w:t>Referências bibliográficas</w:t>
+        </w:r>
+        <w:r>
+          <w:rPr>
+            <w:noProof/>
+            <w:webHidden/>
+          </w:rPr>
+          <w:tab/>
+        </w:r>
+        <w:r>
+          <w:rPr>
+            <w:noProof/>
+            <w:webHidden/>
+          </w:rPr>
+          <w:fldChar w:fldCharType="begin"/>
+        </w:r>
+        <w:r>
+          <w:rPr>
+            <w:noProof/>
+            <w:webHidden/>
+          </w:rPr>
+          <w:instrText xml:space="preserve"> PAGEREF _Toc213511389 \h </w:instrText>
+        </w:r>
+        <w:r>
+          <w:rPr>
+            <w:noProof/>
+            <w:webHidden/>
+          </w:rPr>
+        </w:r>
+        <w:r>
+          <w:rPr>
+            <w:noProof/>
+            <w:webHidden/>
+          </w:rPr>
+          <w:fldChar w:fldCharType="separate"/>
+        </w:r>
+        <w:r>
+          <w:rPr>
+            <w:noProof/>
+            <w:webHidden/>
+          </w:rPr>
+          <w:t>25</w:t>
+        </w:r>
+        <w:r>
+          <w:rPr>
+            <w:noProof/>
+            <w:webHidden/>
+          </w:rPr>
+          <w:fldChar w:fldCharType="end"/>
+        </w:r>
+      </w:hyperlink>
+    </w:p>
+    <w:p>
+      <w:pPr>
+        <w:tabs>
+          <w:tab w:val="left" w:pos="2768"/>
+        </w:tabs>
+        <w:spacing w:before="259" w:line="417" w:lineRule="auto"/>
+        <w:ind w:right="2228"/>
+        <w:rPr>
+          <w:b/>
+          <w:bCs/>
           <w:sz w:val="28"/>
         </w:rPr>
-        <w:fldChar w:fldCharType="begin"/>
-      </w:r>
-      <w:r>
-        <w:rPr>
+      </w:pPr>
+      <w:r>
+        <w:rPr>
+          <w:b/>
+          <w:bCs/>
           <w:sz w:val="28"/>
         </w:rPr>
-        <w:instrText xml:space="preserve"> TOC \h \z \t "Legenda;1" </w:instrText>
-      </w:r>
-      <w:r>
-        <w:rPr>
+        <w:fldChar w:fldCharType="end"/>
+      </w:r>
+    </w:p>
+    <w:p>
+      <w:pPr>
+        <w:widowControl/>
+        <w:autoSpaceDE/>
+        <w:autoSpaceDN/>
+        <w:spacing w:after="160" w:line="259" w:lineRule="auto"/>
+        <w:jc w:val="left"/>
+        <w:rPr>
+          <w:b/>
+          <w:bCs/>
           <w:sz w:val="28"/>
         </w:rPr>
-        <w:fldChar w:fldCharType="separate"/>
-      </w:r>
-      <w:hyperlink w:anchor="_Toc211438323" w:history="1">
-        <w:r>
-          <w:rPr>
-            <w:rStyle w:val="Hiperligao"/>
-            <w:noProof/>
-          </w:rPr>
-          <w:t>Figura 1 - Visual Studio Code</w:t>
-        </w:r>
-        <w:r>
-          <w:rPr>
-            <w:noProof/>
-            <w:webHidden/>
-          </w:rPr>
-          <w:tab/>
-        </w:r>
-        <w:r>
-          <w:rPr>
-            <w:noProof/>
-            <w:webHidden/>
-          </w:rPr>
-          <w:fldChar w:fldCharType="begin"/>
-        </w:r>
-        <w:r>
-          <w:rPr>
-            <w:noProof/>
-            <w:webHidden/>
-          </w:rPr>
-          <w:instrText xml:space="preserve"> PAGEREF _Toc211438323 \h </w:instrText>
-        </w:r>
-        <w:r>
-          <w:rPr>
-            <w:noProof/>
-            <w:webHidden/>
-          </w:rPr>
-        </w:r>
-        <w:r>
-          <w:rPr>
-            <w:noProof/>
-            <w:webHidden/>
-          </w:rPr>
-          <w:fldChar w:fldCharType="separate"/>
-        </w:r>
-        <w:r>
-          <w:rPr>
-            <w:noProof/>
-            <w:webHidden/>
-          </w:rPr>
-          <w:t>7</w:t>
-        </w:r>
-        <w:r>
-          <w:rPr>
-            <w:noProof/>
-            <w:webHidden/>
-          </w:rPr>
-          <w:fldChar w:fldCharType="end"/>
-        </w:r>
-      </w:hyperlink>
+      </w:pPr>
+      <w:r>
+        <w:rPr>
+          <w:b/>
+          <w:bCs/>
+          <w:sz w:val="28"/>
+        </w:rPr>
+        <w:br w:type="page"/>
+      </w:r>
+    </w:p>
+    <w:p>
+      <w:pPr>
+        <w:tabs>
+          <w:tab w:val="left" w:pos="2768"/>
+        </w:tabs>
+        <w:spacing w:before="259" w:line="417" w:lineRule="auto"/>
+        <w:ind w:right="2228"/>
+        <w:rPr>
+          <w:b/>
+          <w:bCs/>
+          <w:sz w:val="28"/>
+        </w:rPr>
+      </w:pPr>
+      <w:r>
+        <w:rPr>
+          <w:b/>
+          <w:bCs/>
+          <w:sz w:val="28"/>
+        </w:rPr>
+        <w:lastRenderedPageBreak/>
+        <w:br/>
+      </w:r>
+      <w:r>
+        <w:rPr>
+          <w:b/>
+          <w:bCs/>
+          <w:sz w:val="32"/>
+          <w:szCs w:val="24"/>
+        </w:rPr>
+        <w:t>Índice de</w:t>
+      </w:r>
+      <w:r>
+        <w:rPr>
+          <w:b/>
+          <w:bCs/>
+          <w:sz w:val="32"/>
+          <w:szCs w:val="24"/>
+        </w:rPr>
+        <w:t xml:space="preserve"> </w:t>
+      </w:r>
+      <w:r>
+        <w:rPr>
+          <w:b/>
+          <w:bCs/>
+          <w:sz w:val="32"/>
+          <w:szCs w:val="24"/>
+        </w:rPr>
+        <w:t>figuras</w:t>
+      </w:r>
     </w:p>
     <w:p>
       <w:pPr>
@@ -2810,13 +2812,31 @@
           <w14:ligatures w14:val="standardContextual"/>
         </w:rPr>
       </w:pPr>
-      <w:hyperlink w:anchor="_Toc211438324" w:history="1">
+      <w:r>
+        <w:rPr>
+          <w:sz w:val="28"/>
+        </w:rPr>
+        <w:fldChar w:fldCharType="begin"/>
+      </w:r>
+      <w:r>
+        <w:rPr>
+          <w:sz w:val="28"/>
+        </w:rPr>
+        <w:instrText xml:space="preserve"> TOC \h \z \t "Legenda;1" </w:instrText>
+      </w:r>
+      <w:r>
+        <w:rPr>
+          <w:sz w:val="28"/>
+        </w:rPr>
+        <w:fldChar w:fldCharType="separate"/>
+      </w:r>
+      <w:hyperlink w:anchor="_Toc213511390" w:history="1">
         <w:r>
           <w:rPr>
             <w:rStyle w:val="Hiperligao"/>
             <w:noProof/>
           </w:rPr>
-          <w:t>Figura 2 - MAMP</w:t>
+          <w:t>Figura 1 - Visual Studio Code</w:t>
         </w:r>
         <w:r>
           <w:rPr>
@@ -2837,7 +2857,7 @@
             <w:noProof/>
             <w:webHidden/>
           </w:rPr>
-          <w:instrText xml:space="preserve"> PAGEREF _Toc211438324 \h </w:instrText>
+          <w:instrText xml:space="preserve"> PAGEREF _Toc213511390 \h </w:instrText>
         </w:r>
         <w:r>
           <w:rPr>
@@ -2884,13 +2904,13 @@
           <w14:ligatures w14:val="standardContextual"/>
         </w:rPr>
       </w:pPr>
-      <w:hyperlink w:anchor="_Toc211438325" w:history="1">
+      <w:hyperlink w:anchor="_Toc213511391" w:history="1">
         <w:r>
           <w:rPr>
             <w:rStyle w:val="Hiperligao"/>
             <w:noProof/>
           </w:rPr>
-          <w:t>Figura 3 - GitHub</w:t>
+          <w:t>Figura 2 - MAMP</w:t>
         </w:r>
         <w:r>
           <w:rPr>
@@ -2911,7 +2931,7 @@
             <w:noProof/>
             <w:webHidden/>
           </w:rPr>
-          <w:instrText xml:space="preserve"> PAGEREF _Toc211438325 \h </w:instrText>
+          <w:instrText xml:space="preserve"> PAGEREF _Toc213511391 \h </w:instrText>
         </w:r>
         <w:r>
           <w:rPr>
@@ -2958,13 +2978,13 @@
           <w14:ligatures w14:val="standardContextual"/>
         </w:rPr>
       </w:pPr>
-      <w:hyperlink w:anchor="_Toc211438326" w:history="1">
+      <w:hyperlink w:anchor="_Toc213511392" w:history="1">
         <w:r>
           <w:rPr>
             <w:rStyle w:val="Hiperligao"/>
             <w:noProof/>
           </w:rPr>
-          <w:t>Figura 4 - Java</w:t>
+          <w:t>Figura 3 - GitHub</w:t>
         </w:r>
         <w:r>
           <w:rPr>
@@ -2985,7 +3005,7 @@
             <w:noProof/>
             <w:webHidden/>
           </w:rPr>
-          <w:instrText xml:space="preserve"> PAGEREF _Toc211438326 \h </w:instrText>
+          <w:instrText xml:space="preserve"> PAGEREF _Toc213511392 \h </w:instrText>
         </w:r>
         <w:r>
           <w:rPr>
@@ -3005,7 +3025,7 @@
             <w:noProof/>
             <w:webHidden/>
           </w:rPr>
-          <w:t>8</w:t>
+          <w:t>7</w:t>
         </w:r>
         <w:r>
           <w:rPr>
@@ -3032,13 +3052,13 @@
           <w14:ligatures w14:val="standardContextual"/>
         </w:rPr>
       </w:pPr>
-      <w:hyperlink w:anchor="_Toc211438327" w:history="1">
+      <w:hyperlink w:anchor="_Toc213511393" w:history="1">
         <w:r>
           <w:rPr>
             <w:rStyle w:val="Hiperligao"/>
             <w:noProof/>
           </w:rPr>
-          <w:t>Figura 5 – Android Studio</w:t>
+          <w:t>Figura 4 - Java</w:t>
         </w:r>
         <w:r>
           <w:rPr>
@@ -3059,7 +3079,7 @@
             <w:noProof/>
             <w:webHidden/>
           </w:rPr>
-          <w:instrText xml:space="preserve"> PAGEREF _Toc211438327 \h </w:instrText>
+          <w:instrText xml:space="preserve"> PAGEREF _Toc213511393 \h </w:instrText>
         </w:r>
         <w:r>
           <w:rPr>
@@ -3106,13 +3126,13 @@
           <w14:ligatures w14:val="standardContextual"/>
         </w:rPr>
       </w:pPr>
-      <w:hyperlink w:anchor="_Toc211438328" w:history="1">
+      <w:hyperlink w:anchor="_Toc213511394" w:history="1">
         <w:r>
           <w:rPr>
             <w:rStyle w:val="Hiperligao"/>
             <w:noProof/>
           </w:rPr>
-          <w:t>Figura 6 – Workbench</w:t>
+          <w:t>Figura 5 – Android Studio</w:t>
         </w:r>
         <w:r>
           <w:rPr>
@@ -3133,7 +3153,7 @@
             <w:noProof/>
             <w:webHidden/>
           </w:rPr>
-          <w:instrText xml:space="preserve"> PAGEREF _Toc211438328 \h </w:instrText>
+          <w:instrText xml:space="preserve"> PAGEREF _Toc213511394 \h </w:instrText>
         </w:r>
         <w:r>
           <w:rPr>
@@ -3180,13 +3200,13 @@
           <w14:ligatures w14:val="standardContextual"/>
         </w:rPr>
       </w:pPr>
-      <w:hyperlink w:anchor="_Toc211438329" w:history="1">
+      <w:hyperlink w:anchor="_Toc213511395" w:history="1">
         <w:r>
           <w:rPr>
             <w:rStyle w:val="Hiperligao"/>
             <w:noProof/>
           </w:rPr>
-          <w:t>Figura 7 - MySQL</w:t>
+          <w:t>Figura 6 – Workbench</w:t>
         </w:r>
         <w:r>
           <w:rPr>
@@ -3207,7 +3227,7 @@
             <w:noProof/>
             <w:webHidden/>
           </w:rPr>
-          <w:instrText xml:space="preserve"> PAGEREF _Toc211438329 \h </w:instrText>
+          <w:instrText xml:space="preserve"> PAGEREF _Toc213511395 \h </w:instrText>
         </w:r>
         <w:r>
           <w:rPr>
@@ -3227,7 +3247,7 @@
             <w:noProof/>
             <w:webHidden/>
           </w:rPr>
-          <w:t>9</w:t>
+          <w:t>8</w:t>
         </w:r>
         <w:r>
           <w:rPr>
@@ -3254,13 +3274,13 @@
           <w14:ligatures w14:val="standardContextual"/>
         </w:rPr>
       </w:pPr>
-      <w:hyperlink w:anchor="_Toc211438330" w:history="1">
+      <w:hyperlink w:anchor="_Toc213511396" w:history="1">
         <w:r>
           <w:rPr>
             <w:rStyle w:val="Hiperligao"/>
             <w:noProof/>
           </w:rPr>
-          <w:t>Figura 8 – Excel</w:t>
+          <w:t>Figura 7 - MySQL</w:t>
         </w:r>
         <w:r>
           <w:rPr>
@@ -3281,7 +3301,7 @@
             <w:noProof/>
             <w:webHidden/>
           </w:rPr>
-          <w:instrText xml:space="preserve"> PAGEREF _Toc211438330 \h </w:instrText>
+          <w:instrText xml:space="preserve"> PAGEREF _Toc213511396 \h </w:instrText>
         </w:r>
         <w:r>
           <w:rPr>
@@ -3328,13 +3348,13 @@
           <w14:ligatures w14:val="standardContextual"/>
         </w:rPr>
       </w:pPr>
-      <w:hyperlink w:anchor="_Toc211438331" w:history="1">
+      <w:hyperlink w:anchor="_Toc213511397" w:history="1">
         <w:r>
           <w:rPr>
             <w:rStyle w:val="Hiperligao"/>
             <w:noProof/>
           </w:rPr>
-          <w:t>Figura 9 – Figma</w:t>
+          <w:t>Figura 8 – Excel</w:t>
         </w:r>
         <w:r>
           <w:rPr>
@@ -3355,7 +3375,7 @@
             <w:noProof/>
             <w:webHidden/>
           </w:rPr>
-          <w:instrText xml:space="preserve"> PAGEREF _Toc211438331 \h </w:instrText>
+          <w:instrText xml:space="preserve"> PAGEREF _Toc213511397 \h </w:instrText>
         </w:r>
         <w:r>
           <w:rPr>
@@ -3402,13 +3422,13 @@
           <w14:ligatures w14:val="standardContextual"/>
         </w:rPr>
       </w:pPr>
-      <w:hyperlink w:anchor="_Toc211438332" w:history="1">
+      <w:hyperlink w:anchor="_Toc213511398" w:history="1">
         <w:r>
           <w:rPr>
             <w:rStyle w:val="Hiperligao"/>
             <w:noProof/>
           </w:rPr>
-          <w:t>Figura 10 – Fases do projeto</w:t>
+          <w:t>Figura 9 – Figma</w:t>
         </w:r>
         <w:r>
           <w:rPr>
@@ -3429,7 +3449,7 @@
             <w:noProof/>
             <w:webHidden/>
           </w:rPr>
-          <w:instrText xml:space="preserve"> PAGEREF _Toc211438332 \h </w:instrText>
+          <w:instrText xml:space="preserve"> PAGEREF _Toc213511398 \h </w:instrText>
         </w:r>
         <w:r>
           <w:rPr>
@@ -3449,7 +3469,7 @@
             <w:noProof/>
             <w:webHidden/>
           </w:rPr>
-          <w:t>10</w:t>
+          <w:t>9</w:t>
         </w:r>
         <w:r>
           <w:rPr>
@@ -3476,13 +3496,13 @@
           <w14:ligatures w14:val="standardContextual"/>
         </w:rPr>
       </w:pPr>
-      <w:hyperlink w:anchor="_Toc211438333" w:history="1">
+      <w:hyperlink w:anchor="_Toc213511399" w:history="1">
         <w:r>
           <w:rPr>
             <w:rStyle w:val="Hiperligao"/>
             <w:noProof/>
           </w:rPr>
-          <w:t>Figura 12 - Mapa de Gantt</w:t>
+          <w:t>Figura 10 – Fases do projeto</w:t>
         </w:r>
         <w:r>
           <w:rPr>
@@ -3503,7 +3523,7 @@
             <w:noProof/>
             <w:webHidden/>
           </w:rPr>
-          <w:instrText xml:space="preserve"> PAGEREF _Toc211438333 \h </w:instrText>
+          <w:instrText xml:space="preserve"> PAGEREF _Toc213511399 \h </w:instrText>
         </w:r>
         <w:r>
           <w:rPr>
@@ -3550,13 +3570,13 @@
           <w14:ligatures w14:val="standardContextual"/>
         </w:rPr>
       </w:pPr>
-      <w:hyperlink w:anchor="_Toc211438334" w:history="1">
+      <w:hyperlink w:anchor="_Toc213511400" w:history="1">
         <w:r>
           <w:rPr>
             <w:rStyle w:val="Hiperligao"/>
             <w:noProof/>
           </w:rPr>
-          <w:t>Figura 11 – AquaFinder</w:t>
+          <w:t>Figura 12 - Mapa de Gantt</w:t>
         </w:r>
         <w:r>
           <w:rPr>
@@ -3577,7 +3597,7 @@
             <w:noProof/>
             <w:webHidden/>
           </w:rPr>
-          <w:instrText xml:space="preserve"> PAGEREF _Toc211438334 \h </w:instrText>
+          <w:instrText xml:space="preserve"> PAGEREF _Toc213511400 \h </w:instrText>
         </w:r>
         <w:r>
           <w:rPr>
@@ -3597,7 +3617,7 @@
             <w:noProof/>
             <w:webHidden/>
           </w:rPr>
-          <w:t>11</w:t>
+          <w:t>10</w:t>
         </w:r>
         <w:r>
           <w:rPr>
@@ -3624,13 +3644,13 @@
           <w14:ligatures w14:val="standardContextual"/>
         </w:rPr>
       </w:pPr>
-      <w:hyperlink w:anchor="_Toc211438335" w:history="1">
+      <w:hyperlink w:anchor="_Toc213511401" w:history="1">
         <w:r>
           <w:rPr>
             <w:rStyle w:val="Hiperligao"/>
             <w:noProof/>
           </w:rPr>
-          <w:t>Figura 12 – H20 Quality</w:t>
+          <w:t>Figura 11 – AquaFinder</w:t>
         </w:r>
         <w:r>
           <w:rPr>
@@ -3651,7 +3671,7 @@
             <w:noProof/>
             <w:webHidden/>
           </w:rPr>
-          <w:instrText xml:space="preserve"> PAGEREF _Toc211438335 \h </w:instrText>
+          <w:instrText xml:space="preserve"> PAGEREF _Toc213511401 \h </w:instrText>
         </w:r>
         <w:r>
           <w:rPr>
@@ -3698,13 +3718,13 @@
           <w14:ligatures w14:val="standardContextual"/>
         </w:rPr>
       </w:pPr>
-      <w:hyperlink w:anchor="_Toc211438336" w:history="1">
+      <w:hyperlink w:anchor="_Toc213511402" w:history="1">
         <w:r>
           <w:rPr>
             <w:rStyle w:val="Hiperligao"/>
             <w:noProof/>
           </w:rPr>
-          <w:t>Figura 13 - Entidades e atributos da base de dados</w:t>
+          <w:t>Figura 12 – H20 Quality</w:t>
         </w:r>
         <w:r>
           <w:rPr>
@@ -3725,7 +3745,7 @@
             <w:noProof/>
             <w:webHidden/>
           </w:rPr>
-          <w:instrText xml:space="preserve"> PAGEREF _Toc211438336 \h </w:instrText>
+          <w:instrText xml:space="preserve"> PAGEREF _Toc213511402 \h </w:instrText>
         </w:r>
         <w:r>
           <w:rPr>
@@ -3745,7 +3765,7 @@
             <w:noProof/>
             <w:webHidden/>
           </w:rPr>
-          <w:t>22</w:t>
+          <w:t>11</w:t>
         </w:r>
         <w:r>
           <w:rPr>
@@ -3772,12 +3792,86 @@
           <w14:ligatures w14:val="standardContextual"/>
         </w:rPr>
       </w:pPr>
-      <w:hyperlink w:anchor="_Toc211438337" w:history="1">
+      <w:hyperlink w:anchor="_Toc213511403" w:history="1">
         <w:r>
           <w:rPr>
             <w:rStyle w:val="Hiperligao"/>
             <w:noProof/>
           </w:rPr>
+          <w:t>Figura 13 - Entidades e atributos da base de dados</w:t>
+        </w:r>
+        <w:r>
+          <w:rPr>
+            <w:noProof/>
+            <w:webHidden/>
+          </w:rPr>
+          <w:tab/>
+        </w:r>
+        <w:r>
+          <w:rPr>
+            <w:noProof/>
+            <w:webHidden/>
+          </w:rPr>
+          <w:fldChar w:fldCharType="begin"/>
+        </w:r>
+        <w:r>
+          <w:rPr>
+            <w:noProof/>
+            <w:webHidden/>
+          </w:rPr>
+          <w:instrText xml:space="preserve"> PAGEREF _Toc213511403 \h </w:instrText>
+        </w:r>
+        <w:r>
+          <w:rPr>
+            <w:noProof/>
+            <w:webHidden/>
+          </w:rPr>
+        </w:r>
+        <w:r>
+          <w:rPr>
+            <w:noProof/>
+            <w:webHidden/>
+          </w:rPr>
+          <w:fldChar w:fldCharType="separate"/>
+        </w:r>
+        <w:r>
+          <w:rPr>
+            <w:noProof/>
+            <w:webHidden/>
+          </w:rPr>
+          <w:t>22</w:t>
+        </w:r>
+        <w:r>
+          <w:rPr>
+            <w:noProof/>
+            <w:webHidden/>
+          </w:rPr>
+          <w:fldChar w:fldCharType="end"/>
+        </w:r>
+      </w:hyperlink>
+    </w:p>
+    <w:p>
+      <w:pPr>
+        <w:pStyle w:val="ndice1"/>
+        <w:tabs>
+          <w:tab w:val="right" w:leader="dot" w:pos="9348"/>
+        </w:tabs>
+        <w:rPr>
+          <w:rFonts w:asciiTheme="minorHAnsi" w:eastAsiaTheme="minorEastAsia" w:hAnsiTheme="minorHAnsi" w:cstheme="minorBidi"/>
+          <w:noProof/>
+          <w:kern w:val="2"/>
+          <w:sz w:val="24"/>
+          <w:szCs w:val="24"/>
+          <w:lang w:eastAsia="pt-PT"/>
+          <w14:ligatures w14:val="standardContextual"/>
+        </w:rPr>
+      </w:pPr>
+      <w:hyperlink w:anchor="_Toc213511404" w:history="1">
+        <w:r>
+          <w:rPr>
+            <w:rStyle w:val="Hiperligao"/>
+            <w:noProof/>
+          </w:rPr>
           <w:t>Figura 14 - Diagrama da base de dados</w:t>
         </w:r>
         <w:r>
@@ -3799,7 +3893,7 @@
             <w:noProof/>
             <w:webHidden/>
           </w:rPr>
-          <w:instrText xml:space="preserve"> PAGEREF _Toc211438337 \h </w:instrText>
+          <w:instrText xml:space="preserve"> PAGEREF _Toc213511404 \h </w:instrText>
         </w:r>
         <w:r>
           <w:rPr>
@@ -3820,6 +3914,80 @@
             <w:webHidden/>
           </w:rPr>
           <w:t>22</w:t>
+        </w:r>
+        <w:r>
+          <w:rPr>
+            <w:noProof/>
+            <w:webHidden/>
+          </w:rPr>
+          <w:fldChar w:fldCharType="end"/>
+        </w:r>
+      </w:hyperlink>
+    </w:p>
+    <w:p>
+      <w:pPr>
+        <w:pStyle w:val="ndice1"/>
+        <w:tabs>
+          <w:tab w:val="right" w:leader="dot" w:pos="9348"/>
+        </w:tabs>
+        <w:rPr>
+          <w:rFonts w:asciiTheme="minorHAnsi" w:eastAsiaTheme="minorEastAsia" w:hAnsiTheme="minorHAnsi" w:cstheme="minorBidi"/>
+          <w:noProof/>
+          <w:kern w:val="2"/>
+          <w:sz w:val="24"/>
+          <w:szCs w:val="24"/>
+          <w:lang w:eastAsia="pt-PT"/>
+          <w14:ligatures w14:val="standardContextual"/>
+        </w:rPr>
+      </w:pPr>
+      <w:hyperlink w:anchor="_Toc213511405" w:history="1">
+        <w:r>
+          <w:rPr>
+            <w:rStyle w:val="Hiperligao"/>
+            <w:noProof/>
+          </w:rPr>
+          <w:t>Figura 15 - Diagrama da classes</w:t>
+        </w:r>
+        <w:r>
+          <w:rPr>
+            <w:noProof/>
+            <w:webHidden/>
+          </w:rPr>
+          <w:tab/>
+        </w:r>
+        <w:r>
+          <w:rPr>
+            <w:noProof/>
+            <w:webHidden/>
+          </w:rPr>
+          <w:fldChar w:fldCharType="begin"/>
+        </w:r>
+        <w:r>
+          <w:rPr>
+            <w:noProof/>
+            <w:webHidden/>
+          </w:rPr>
+          <w:instrText xml:space="preserve"> PAGEREF _Toc213511405 \h </w:instrText>
+        </w:r>
+        <w:r>
+          <w:rPr>
+            <w:noProof/>
+            <w:webHidden/>
+          </w:rPr>
+        </w:r>
+        <w:r>
+          <w:rPr>
+            <w:noProof/>
+            <w:webHidden/>
+          </w:rPr>
+          <w:fldChar w:fldCharType="separate"/>
+        </w:r>
+        <w:r>
+          <w:rPr>
+            <w:noProof/>
+            <w:webHidden/>
+          </w:rPr>
+          <w:t>23</w:t>
         </w:r>
         <w:r>
           <w:rPr>
@@ -3909,7 +4077,7 @@
         </w:numPr>
         <w:ind w:left="360" w:hanging="360"/>
       </w:pPr>
-      <w:bookmarkStart w:id="0" w:name="_Toc211438338"/>
+      <w:bookmarkStart w:id="0" w:name="_Toc213511370"/>
       <w:r>
         <w:t>Introdução</w:t>
       </w:r>
@@ -4457,7 +4625,7 @@
         </w:numPr>
         <w:ind w:left="284"/>
       </w:pPr>
-      <w:bookmarkStart w:id="1" w:name="_Toc211438339"/>
+      <w:bookmarkStart w:id="1" w:name="_Toc213511371"/>
       <w:r>
         <w:t xml:space="preserve">Descrição do </w:t>
       </w:r>
@@ -4555,7 +4723,7 @@
         </w:numPr>
         <w:ind w:left="284"/>
       </w:pPr>
-      <w:bookmarkStart w:id="2" w:name="_Toc211438340"/>
+      <w:bookmarkStart w:id="2" w:name="_Toc213511372"/>
       <w:r>
         <w:t>Descrição de objetivos</w:t>
       </w:r>
@@ -4629,7 +4797,7 @@
         </w:numPr>
         <w:ind w:left="284"/>
       </w:pPr>
-      <w:bookmarkStart w:id="3" w:name="_Toc211438341"/>
+      <w:bookmarkStart w:id="3" w:name="_Toc213511373"/>
       <w:r>
         <w:t>Público-Alvo</w:t>
       </w:r>
@@ -4663,7 +4831,7 @@
         </w:numPr>
         <w:ind w:left="284"/>
       </w:pPr>
-      <w:bookmarkStart w:id="4" w:name="_Toc211438342"/>
+      <w:bookmarkStart w:id="4" w:name="_Toc213511374"/>
       <w:r>
         <w:t>Caracterização das ferramentas</w:t>
       </w:r>
@@ -4766,7 +4934,7 @@
               <w:pStyle w:val="Legenda"/>
               <w:jc w:val="center"/>
             </w:pPr>
-            <w:bookmarkStart w:id="5" w:name="_Toc211438323"/>
+            <w:bookmarkStart w:id="5" w:name="_Toc213511390"/>
             <w:r>
               <w:rPr>
                 <w:color w:val="auto"/>
@@ -5065,7 +5233,7 @@
                                       <w:szCs w:val="22"/>
                                     </w:rPr>
                                   </w:pPr>
-                                  <w:bookmarkStart w:id="6" w:name="_Toc211438324"/>
+                                  <w:bookmarkStart w:id="6" w:name="_Toc213511391"/>
                                   <w:r>
                                     <w:rPr>
                                       <w:color w:val="auto"/>
@@ -5150,7 +5318,7 @@
                                 <w:szCs w:val="22"/>
                               </w:rPr>
                             </w:pPr>
-                            <w:bookmarkStart w:id="7" w:name="_Toc211438324"/>
+                            <w:bookmarkStart w:id="7" w:name="_Toc213511391"/>
                             <w:r>
                               <w:rPr>
                                 <w:color w:val="auto"/>
@@ -5430,7 +5598,7 @@
                                       <w:szCs w:val="22"/>
                                     </w:rPr>
                                   </w:pPr>
-                                  <w:bookmarkStart w:id="8" w:name="_Toc211438325"/>
+                                  <w:bookmarkStart w:id="8" w:name="_Toc213511392"/>
                                   <w:r>
                                     <w:rPr>
                                       <w:color w:val="auto"/>
@@ -5505,7 +5673,7 @@
                                 <w:szCs w:val="22"/>
                               </w:rPr>
                             </w:pPr>
-                            <w:bookmarkStart w:id="9" w:name="_Toc211438325"/>
+                            <w:bookmarkStart w:id="9" w:name="_Toc213511392"/>
                             <w:r>
                               <w:rPr>
                                 <w:color w:val="auto"/>
@@ -5816,7 +5984,7 @@
                                       <w:szCs w:val="22"/>
                                     </w:rPr>
                                   </w:pPr>
-                                  <w:bookmarkStart w:id="10" w:name="_Toc211438326"/>
+                                  <w:bookmarkStart w:id="10" w:name="_Toc213511393"/>
                                   <w:r>
                                     <w:rPr>
                                       <w:color w:val="auto"/>
@@ -5899,7 +6067,7 @@
                                 <w:szCs w:val="22"/>
                               </w:rPr>
                             </w:pPr>
-                            <w:bookmarkStart w:id="11" w:name="_Toc211438326"/>
+                            <w:bookmarkStart w:id="11" w:name="_Toc213511393"/>
                             <w:r>
                               <w:rPr>
                                 <w:color w:val="auto"/>
@@ -5967,7 +6135,7 @@
                 <w14:ligatures w14:val="standardContextual"/>
               </w:rPr>
               <w:drawing>
-                <wp:inline distT="0" distB="0" distL="0" distR="0" wp14:anchorId="3908E548" wp14:editId="44147CB9">
+                <wp:inline distT="0" distB="0" distL="0" distR="0" wp14:anchorId="3908E548" wp14:editId="6B969E1C">
                   <wp:extent cx="1143000" cy="1279525"/>
                   <wp:effectExtent l="0" t="0" r="0" b="0"/>
                   <wp:docPr id="284558825" name="Imagem 8"/>
@@ -6247,7 +6415,7 @@
                                       <w:szCs w:val="22"/>
                                     </w:rPr>
                                   </w:pPr>
-                                  <w:bookmarkStart w:id="12" w:name="_Toc211438327"/>
+                                  <w:bookmarkStart w:id="12" w:name="_Toc213511394"/>
                                   <w:r>
                                     <w:rPr>
                                       <w:color w:val="auto"/>
@@ -6342,7 +6510,7 @@
                                 <w:szCs w:val="22"/>
                               </w:rPr>
                             </w:pPr>
-                            <w:bookmarkStart w:id="13" w:name="_Toc211438327"/>
+                            <w:bookmarkStart w:id="13" w:name="_Toc213511394"/>
                             <w:r>
                               <w:rPr>
                                 <w:color w:val="auto"/>
@@ -6709,7 +6877,7 @@
               </w:rPr>
               <w:t xml:space="preserve">    </w:t>
             </w:r>
-            <w:bookmarkStart w:id="14" w:name="_Toc211438328"/>
+            <w:bookmarkStart w:id="14" w:name="_Toc213511395"/>
             <w:r>
               <w:rPr>
                 <w:color w:val="auto"/>
@@ -7022,7 +7190,7 @@
                                       <w:szCs w:val="22"/>
                                     </w:rPr>
                                   </w:pPr>
-                                  <w:bookmarkStart w:id="15" w:name="_Toc211438329"/>
+                                  <w:bookmarkStart w:id="15" w:name="_Toc213511396"/>
                                   <w:r>
                                     <w:rPr>
                                       <w:color w:val="auto"/>
@@ -7110,7 +7278,7 @@
                                 <w:szCs w:val="22"/>
                               </w:rPr>
                             </w:pPr>
-                            <w:bookmarkStart w:id="16" w:name="_Toc211438329"/>
+                            <w:bookmarkStart w:id="16" w:name="_Toc213511396"/>
                             <w:r>
                               <w:rPr>
                                 <w:color w:val="auto"/>
@@ -7410,7 +7578,7 @@
                 <w14:ligatures w14:val="standardContextual"/>
               </w:rPr>
               <w:drawing>
-                <wp:inline distT="0" distB="0" distL="0" distR="0" wp14:anchorId="77DF8787" wp14:editId="6D71DC11">
+                <wp:inline distT="0" distB="0" distL="0" distR="0" wp14:anchorId="77DF8787" wp14:editId="3F925368">
                   <wp:extent cx="1282889" cy="1247775"/>
                   <wp:effectExtent l="0" t="0" r="0" b="0"/>
                   <wp:docPr id="26702981" name="Imagem 14" descr="Uma imagem com captura de ecrã, símbolo, Saturação de cores, quadrado&#10;&#10;Descrição gerada automaticamente"/>
@@ -7473,7 +7641,7 @@
               </w:rPr>
               <w:t xml:space="preserve">    </w:t>
             </w:r>
-            <w:bookmarkStart w:id="17" w:name="_Toc211438330"/>
+            <w:bookmarkStart w:id="17" w:name="_Toc213511397"/>
             <w:r>
               <w:rPr>
                 <w:color w:val="auto"/>
@@ -7672,7 +7840,7 @@
                 <w14:ligatures w14:val="standardContextual"/>
               </w:rPr>
               <w:drawing>
-                <wp:inline distT="0" distB="0" distL="0" distR="0" wp14:anchorId="6E695037" wp14:editId="71A54C6D">
+                <wp:inline distT="0" distB="0" distL="0" distR="0" wp14:anchorId="6E695037" wp14:editId="780A5601">
                   <wp:extent cx="1285079" cy="1249905"/>
                   <wp:effectExtent l="0" t="0" r="0" b="7620"/>
                   <wp:docPr id="894280412" name="Imagem 14"/>
@@ -7737,7 +7905,7 @@
               </w:rPr>
               <w:t xml:space="preserve">    </w:t>
             </w:r>
-            <w:bookmarkStart w:id="18" w:name="_Toc211438331"/>
+            <w:bookmarkStart w:id="18" w:name="_Toc213511398"/>
             <w:r>
               <w:rPr>
                 <w:color w:val="auto"/>
@@ -7977,7 +8145,7 @@
         <w:ind w:left="284"/>
       </w:pPr>
       <w:bookmarkStart w:id="19" w:name="_Toc169544882"/>
-      <w:bookmarkStart w:id="20" w:name="_Toc211438343"/>
+      <w:bookmarkStart w:id="20" w:name="_Toc213511375"/>
       <w:r>
         <w:t xml:space="preserve">Mapa de </w:t>
       </w:r>
@@ -8110,7 +8278,7 @@
                             </w:pPr>
                             <w:bookmarkStart w:id="21" w:name="_Toc168938263"/>
                             <w:bookmarkStart w:id="22" w:name="_Toc169270204"/>
-                            <w:bookmarkStart w:id="23" w:name="_Toc211438332"/>
+                            <w:bookmarkStart w:id="23" w:name="_Toc213511399"/>
                             <w:r>
                               <w:rPr>
                                 <w:color w:val="auto"/>
@@ -8213,7 +8381,7 @@
                       </w:pPr>
                       <w:bookmarkStart w:id="24" w:name="_Toc168938263"/>
                       <w:bookmarkStart w:id="25" w:name="_Toc169270204"/>
-                      <w:bookmarkStart w:id="26" w:name="_Toc211438332"/>
+                      <w:bookmarkStart w:id="26" w:name="_Toc213511399"/>
                       <w:r>
                         <w:rPr>
                           <w:color w:val="auto"/>
@@ -8438,7 +8606,7 @@
           <w:color w:val="auto"/>
         </w:rPr>
       </w:pPr>
-      <w:bookmarkStart w:id="27" w:name="_Toc211438333"/>
+      <w:bookmarkStart w:id="27" w:name="_Toc213511400"/>
       <w:r>
         <w:rPr>
           <w:color w:val="auto"/>
@@ -8504,7 +8672,7 @@
         </w:numPr>
         <w:ind w:left="284"/>
       </w:pPr>
-      <w:bookmarkStart w:id="28" w:name="_Toc211438344"/>
+      <w:bookmarkStart w:id="28" w:name="_Toc213511376"/>
       <w:r>
         <w:t>Aplicações Similares</w:t>
       </w:r>
@@ -8599,7 +8767,7 @@
         </w:rPr>
         <w:t xml:space="preserve">    </w:t>
       </w:r>
-      <w:bookmarkStart w:id="29" w:name="_Toc211438334"/>
+      <w:bookmarkStart w:id="29" w:name="_Toc213511401"/>
       <w:r>
         <w:rPr>
           <w:color w:val="auto"/>
@@ -8761,7 +8929,7 @@
         </w:rPr>
         <w:t xml:space="preserve">    </w:t>
       </w:r>
-      <w:bookmarkStart w:id="30" w:name="_Toc211438335"/>
+      <w:bookmarkStart w:id="30" w:name="_Toc213511402"/>
       <w:r>
         <w:rPr>
           <w:color w:val="auto"/>
@@ -8852,7 +9020,7 @@
         </w:rPr>
         <w:t xml:space="preserve"> </w:t>
       </w:r>
-      <w:bookmarkStart w:id="31" w:name="_Toc211438345"/>
+      <w:bookmarkStart w:id="31" w:name="_Toc213511377"/>
       <w:r>
         <w:rPr>
           <w:szCs w:val="24"/>
@@ -8945,7 +9113,7 @@
         </w:numPr>
         <w:ind w:left="284"/>
       </w:pPr>
-      <w:bookmarkStart w:id="32" w:name="_Toc211438346"/>
+      <w:bookmarkStart w:id="32" w:name="_Toc213511378"/>
       <w:proofErr w:type="spellStart"/>
       <w:r>
         <w:t>Aqua</w:t>
@@ -9038,7 +9206,7 @@
       <w:r>
         <w:t xml:space="preserve"> </w:t>
       </w:r>
-      <w:bookmarkStart w:id="33" w:name="_Toc211438347"/>
+      <w:bookmarkStart w:id="33" w:name="_Toc213511379"/>
       <w:r>
         <w:t>Guiões de teste da aplicação</w:t>
       </w:r>
@@ -10414,7 +10582,7 @@
         </w:numPr>
         <w:ind w:left="284"/>
       </w:pPr>
-      <w:bookmarkStart w:id="35" w:name="_Toc211438348"/>
+      <w:bookmarkStart w:id="35" w:name="_Toc213511380"/>
       <w:r>
         <w:t>Requisitos</w:t>
       </w:r>
@@ -10437,7 +10605,7 @@
         </w:rPr>
         <w:t xml:space="preserve"> </w:t>
       </w:r>
-      <w:bookmarkStart w:id="36" w:name="_Toc211438349"/>
+      <w:bookmarkStart w:id="36" w:name="_Toc213511381"/>
       <w:r>
         <w:rPr>
           <w:szCs w:val="24"/>
@@ -11036,7 +11204,7 @@
       <w:r>
         <w:t xml:space="preserve"> </w:t>
       </w:r>
-      <w:bookmarkStart w:id="37" w:name="_Toc211438350"/>
+      <w:bookmarkStart w:id="37" w:name="_Toc213511382"/>
       <w:r>
         <w:t>R</w:t>
       </w:r>
@@ -11791,7 +11959,7 @@
         </w:numPr>
         <w:ind w:left="284"/>
       </w:pPr>
-      <w:bookmarkStart w:id="38" w:name="_Toc211438351"/>
+      <w:bookmarkStart w:id="38" w:name="_Toc213511383"/>
       <w:proofErr w:type="spellStart"/>
       <w:r>
         <w:t>Mockups</w:t>
@@ -12654,7 +12822,7 @@
         </w:numPr>
         <w:ind w:left="284"/>
       </w:pPr>
-      <w:bookmarkStart w:id="40" w:name="_Toc211438352"/>
+      <w:bookmarkStart w:id="40" w:name="_Toc213511384"/>
       <w:r>
         <w:t>Base de dados</w:t>
       </w:r>
@@ -12668,7 +12836,7 @@
           <w:numId w:val="3"/>
         </w:numPr>
       </w:pPr>
-      <w:bookmarkStart w:id="41" w:name="_Toc211438353"/>
+      <w:bookmarkStart w:id="41" w:name="_Toc213511385"/>
       <w:r>
         <w:t>Entidades e atributos da base de dados</w:t>
       </w:r>
@@ -12734,7 +12902,7 @@
           <w:color w:val="auto"/>
         </w:rPr>
       </w:pPr>
-      <w:bookmarkStart w:id="42" w:name="_Toc211438336"/>
+      <w:bookmarkStart w:id="42" w:name="_Toc213511403"/>
       <w:r>
         <w:rPr>
           <w:color w:val="auto"/>
@@ -12790,7 +12958,7 @@
           <w:numId w:val="3"/>
         </w:numPr>
       </w:pPr>
-      <w:bookmarkStart w:id="43" w:name="_Toc211438354"/>
+      <w:bookmarkStart w:id="43" w:name="_Toc213511386"/>
       <w:r>
         <w:t>Diagrama da base de dados</w:t>
       </w:r>
@@ -12865,7 +13033,7 @@
           <w:color w:val="auto"/>
         </w:rPr>
       </w:pPr>
-      <w:bookmarkStart w:id="44" w:name="_Toc211438337"/>
+      <w:bookmarkStart w:id="44" w:name="_Toc213511404"/>
       <w:r>
         <w:rPr>
           <w:color w:val="auto"/>
@@ -12920,9 +13088,231 @@
         <w:spacing w:after="160" w:line="259" w:lineRule="auto"/>
         <w:jc w:val="left"/>
       </w:pPr>
-      <w:r>
-        <w:br w:type="page"/>
-      </w:r>
+    </w:p>
+    <w:p>
+      <w:pPr>
+        <w:widowControl/>
+        <w:autoSpaceDE/>
+        <w:autoSpaceDN/>
+        <w:spacing w:after="160" w:line="259" w:lineRule="auto"/>
+        <w:jc w:val="left"/>
+      </w:pPr>
+    </w:p>
+    <w:p>
+      <w:pPr>
+        <w:widowControl/>
+        <w:autoSpaceDE/>
+        <w:autoSpaceDN/>
+        <w:spacing w:after="160" w:line="259" w:lineRule="auto"/>
+        <w:jc w:val="left"/>
+      </w:pPr>
+    </w:p>
+    <w:p>
+      <w:pPr>
+        <w:widowControl/>
+        <w:autoSpaceDE/>
+        <w:autoSpaceDN/>
+        <w:spacing w:after="160" w:line="259" w:lineRule="auto"/>
+        <w:jc w:val="left"/>
+      </w:pPr>
+    </w:p>
+    <w:p>
+      <w:pPr>
+        <w:widowControl/>
+        <w:autoSpaceDE/>
+        <w:autoSpaceDN/>
+        <w:spacing w:after="160" w:line="259" w:lineRule="auto"/>
+        <w:jc w:val="left"/>
+      </w:pPr>
+    </w:p>
+    <w:p>
+      <w:pPr>
+        <w:widowControl/>
+        <w:autoSpaceDE/>
+        <w:autoSpaceDN/>
+        <w:spacing w:after="160" w:line="259" w:lineRule="auto"/>
+        <w:jc w:val="left"/>
+      </w:pPr>
+    </w:p>
+    <w:p>
+      <w:pPr>
+        <w:widowControl/>
+        <w:autoSpaceDE/>
+        <w:autoSpaceDN/>
+        <w:spacing w:after="160" w:line="259" w:lineRule="auto"/>
+        <w:jc w:val="left"/>
+      </w:pPr>
+    </w:p>
+    <w:p>
+      <w:pPr>
+        <w:widowControl/>
+        <w:autoSpaceDE/>
+        <w:autoSpaceDN/>
+        <w:spacing w:after="160" w:line="259" w:lineRule="auto"/>
+        <w:jc w:val="left"/>
+      </w:pPr>
+    </w:p>
+    <w:p>
+      <w:pPr>
+        <w:pStyle w:val="Ttulo"/>
+        <w:numPr>
+          <w:ilvl w:val="0"/>
+          <w:numId w:val="3"/>
+        </w:numPr>
+        <w:ind w:left="284"/>
+      </w:pPr>
+      <w:bookmarkStart w:id="45" w:name="_Toc213511387"/>
+      <w:r>
+        <w:t>Diagrama de classes</w:t>
+      </w:r>
+      <w:bookmarkEnd w:id="45"/>
+    </w:p>
+    <w:p/>
+    <w:p>
+      <w:pPr>
+        <w:keepNext/>
+        <w:jc w:val="right"/>
+      </w:pPr>
+      <w:r>
+        <w:rPr>
+          <w:noProof/>
+        </w:rPr>
+        <w:drawing>
+          <wp:inline distT="0" distB="0" distL="0" distR="0" wp14:anchorId="1ADC069F" wp14:editId="1395FD97">
+            <wp:extent cx="5728311" cy="6474400"/>
+            <wp:effectExtent l="0" t="0" r="6350" b="0"/>
+            <wp:docPr id="23843510" name="Imagem 1"/>
+            <wp:cNvGraphicFramePr>
+              <a:graphicFrameLocks xmlns:a="http://schemas.openxmlformats.org/drawingml/2006/main" noChangeAspect="1"/>
+            </wp:cNvGraphicFramePr>
+            <a:graphic xmlns:a="http://schemas.openxmlformats.org/drawingml/2006/main">
+              <a:graphicData uri="http://schemas.openxmlformats.org/drawingml/2006/picture">
+                <pic:pic xmlns:pic="http://schemas.openxmlformats.org/drawingml/2006/picture">
+                  <pic:nvPicPr>
+                    <pic:cNvPr id="23843510" name="Imagem 1"/>
+                    <pic:cNvPicPr/>
+                  </pic:nvPicPr>
+                  <pic:blipFill>
+                    <a:blip r:embed="rId39">
+                      <a:extLst>
+                        <a:ext uri="{28A0092B-C50C-407E-A947-70E740481C1C}">
+                          <a14:useLocalDpi xmlns:a14="http://schemas.microsoft.com/office/drawing/2010/main" val="0"/>
+                        </a:ext>
+                      </a:extLst>
+                    </a:blip>
+                    <a:srcRect l="819" r="819"/>
+                    <a:stretch>
+                      <a:fillRect/>
+                    </a:stretch>
+                  </pic:blipFill>
+                  <pic:spPr bwMode="auto">
+                    <a:xfrm>
+                      <a:off x="0" y="0"/>
+                      <a:ext cx="5728311" cy="6474400"/>
+                    </a:xfrm>
+                    <a:prstGeom prst="rect">
+                      <a:avLst/>
+                    </a:prstGeom>
+                    <a:ln>
+                      <a:noFill/>
+                    </a:ln>
+                    <a:extLst>
+                      <a:ext uri="{53640926-AAD7-44D8-BBD7-CCE9431645EC}">
+                        <a14:shadowObscured xmlns:a14="http://schemas.microsoft.com/office/drawing/2010/main"/>
+                      </a:ext>
+                    </a:extLst>
+                  </pic:spPr>
+                </pic:pic>
+              </a:graphicData>
+            </a:graphic>
+          </wp:inline>
+        </w:drawing>
+      </w:r>
+    </w:p>
+    <w:p>
+      <w:pPr>
+        <w:pStyle w:val="Legenda"/>
+        <w:jc w:val="center"/>
+      </w:pPr>
+    </w:p>
+    <w:p>
+      <w:pPr>
+        <w:pStyle w:val="Legenda"/>
+        <w:jc w:val="center"/>
+        <w:rPr>
+          <w:color w:val="auto"/>
+        </w:rPr>
+      </w:pPr>
+      <w:bookmarkStart w:id="46" w:name="_Toc213511405"/>
+      <w:r>
+        <w:rPr>
+          <w:color w:val="auto"/>
+        </w:rPr>
+        <w:t xml:space="preserve">Figura </w:t>
+      </w:r>
+      <w:r>
+        <w:rPr>
+          <w:color w:val="auto"/>
+        </w:rPr>
+        <w:fldChar w:fldCharType="begin"/>
+      </w:r>
+      <w:r>
+        <w:rPr>
+          <w:color w:val="auto"/>
+        </w:rPr>
+        <w:instrText xml:space="preserve"> SEQ Figura \* ARABIC </w:instrText>
+      </w:r>
+      <w:r>
+        <w:rPr>
+          <w:color w:val="auto"/>
+        </w:rPr>
+        <w:fldChar w:fldCharType="separate"/>
+      </w:r>
+      <w:r>
+        <w:rPr>
+          <w:noProof/>
+          <w:color w:val="auto"/>
+        </w:rPr>
+        <w:t>15</w:t>
+      </w:r>
+      <w:r>
+        <w:rPr>
+          <w:noProof/>
+          <w:color w:val="auto"/>
+        </w:rPr>
+        <w:fldChar w:fldCharType="end"/>
+      </w:r>
+      <w:r>
+        <w:rPr>
+          <w:color w:val="auto"/>
+        </w:rPr>
+        <w:t xml:space="preserve"> - Diagrama </w:t>
+      </w:r>
+      <w:proofErr w:type="gramStart"/>
+      <w:r>
+        <w:rPr>
+          <w:color w:val="auto"/>
+        </w:rPr>
+        <w:t xml:space="preserve">da </w:t>
+      </w:r>
+      <w:r>
+        <w:rPr>
+          <w:color w:val="auto"/>
+        </w:rPr>
+        <w:t>classes</w:t>
+      </w:r>
+      <w:bookmarkEnd w:id="46"/>
+      <w:proofErr w:type="gramEnd"/>
+    </w:p>
+    <w:p/>
+    <w:p>
+      <w:pPr>
+        <w:widowControl/>
+        <w:autoSpaceDE/>
+        <w:autoSpaceDN/>
+        <w:spacing w:after="160" w:line="259" w:lineRule="auto"/>
+        <w:jc w:val="left"/>
+      </w:pPr>
     </w:p>
     <w:p>
       <w:pPr>
@@ -12942,11 +13332,11 @@
         </w:numPr>
         <w:ind w:left="360" w:hanging="360"/>
       </w:pPr>
-      <w:bookmarkStart w:id="45" w:name="_Toc211438355"/>
+      <w:bookmarkStart w:id="47" w:name="_Toc213511388"/>
       <w:r>
         <w:t>Conclusão</w:t>
       </w:r>
-      <w:bookmarkEnd w:id="45"/>
+      <w:bookmarkEnd w:id="47"/>
     </w:p>
     <w:p>
       <w:r>
@@ -13113,7 +13503,7 @@
         </w:numPr>
         <w:ind w:left="360" w:hanging="360"/>
       </w:pPr>
-      <w:bookmarkStart w:id="46" w:name="_Toc211438356"/>
+      <w:bookmarkStart w:id="48" w:name="_Toc213511389"/>
       <w:r>
         <w:t xml:space="preserve">Referências </w:t>
       </w:r>
@@ -13123,7 +13513,7 @@
       <w:r>
         <w:t>ibliográficas</w:t>
       </w:r>
-      <w:bookmarkEnd w:id="46"/>
+      <w:bookmarkEnd w:id="48"/>
       <w:r>
         <w:t xml:space="preserve"> </w:t>
       </w:r>
